--- a/实验八/实验8-1 单个STDP神经元对重复时空脉冲模式的无监督检测/备份属于 实验8-1 单个STDP神经元对重复时空脉冲模式的无监督检测.docx
+++ b/实验八/实验8-1 单个STDP神经元对重复时空脉冲模式的无监督检测/备份属于 实验8-1 单个STDP神经元对重复时空脉冲模式的无监督检测.docx
@@ -10149,6 +10149,8 @@
           <w:lang w:eastAsia="zh-CN"/>
         </w:rPr>
       </w:pPr>
+      <w:bookmarkStart w:id="30" w:name="OLE_LINK12"/>
+      <w:bookmarkStart w:id="31" w:name="OLE_LINK13"/>
       <w:r>
         <w:rPr>
           <w:rFonts w:hint="eastAsia"/>
@@ -10367,6 +10369,8 @@
           <w:lang w:eastAsia="zh-CN"/>
         </w:rPr>
       </w:pPr>
+      <w:bookmarkStart w:id="32" w:name="OLE_LINK14"/>
+      <w:bookmarkStart w:id="33" w:name="OLE_LINK15"/>
       <w:r>
         <w:rPr>
           <w:rFonts w:hint="eastAsia"/>
@@ -10413,10 +10417,14 @@
           <w:lang w:eastAsia="zh-CN"/>
         </w:rPr>
       </w:pPr>
-      <w:bookmarkStart w:id="30" w:name="X61a9da9bb3af940d6e85eec01627f9aaf808532"/>
+      <w:bookmarkStart w:id="34" w:name="X61a9da9bb3af940d6e85eec01627f9aaf808532"/>
       <w:bookmarkEnd w:id="24"/>
       <w:bookmarkEnd w:id="25"/>
       <w:bookmarkEnd w:id="29"/>
+      <w:bookmarkEnd w:id="30"/>
+      <w:bookmarkEnd w:id="31"/>
+      <w:bookmarkEnd w:id="32"/>
+      <w:bookmarkEnd w:id="33"/>
       <w:r>
         <w:rPr>
           <w:lang w:eastAsia="zh-CN"/>
@@ -10438,7 +10446,7 @@
           <w:lang w:eastAsia="zh-CN"/>
         </w:rPr>
       </w:pPr>
-      <w:bookmarkStart w:id="31" w:name="Xa17f670fcc7efb7c18387b5473a00aaabc2dd8b"/>
+      <w:bookmarkStart w:id="35" w:name="Xa17f670fcc7efb7c18387b5473a00aaabc2dd8b"/>
       <w:r>
         <w:rPr>
           <w:lang w:eastAsia="zh-CN"/>
@@ -10660,8 +10668,8 @@
           <w:lang w:eastAsia="zh-CN"/>
         </w:rPr>
       </w:pPr>
-      <w:bookmarkStart w:id="32" w:name="Xd1c95d68563900ce7c34188fa3a7a011a35dd5e"/>
-      <w:bookmarkEnd w:id="31"/>
+      <w:bookmarkStart w:id="36" w:name="Xd1c95d68563900ce7c34188fa3a7a011a35dd5e"/>
+      <w:bookmarkEnd w:id="35"/>
       <w:r>
         <w:rPr>
           <w:lang w:eastAsia="zh-CN"/>
@@ -11098,8 +11106,8 @@
         <w:t>一些必要的注释说明。</w:t>
       </w:r>
       <w:bookmarkEnd w:id="0"/>
-      <w:bookmarkEnd w:id="30"/>
-      <w:bookmarkEnd w:id="32"/>
+      <w:bookmarkEnd w:id="34"/>
+      <w:bookmarkEnd w:id="36"/>
     </w:p>
     <w:sectPr>
       <w:footnotePr>
